--- a/predmeti/stat-ias/n03/STAT_IAS_N03_Homework_Assignment_SR.docx
+++ b/predmeti/stat-ias/n03/STAT_IAS_N03_Homework_Assignment_SR.docx
@@ -27,7 +27,7 @@
           <w:color w:val="66707A"/>
           <w:sz w:val="20"/>
         </w:rPr>
-        <w:t>Samostalni rad · Jamovi · ukupno 50 bodova</w:t>
+        <w:t>Samostalni rad · Džamovi (jamovi) · ukupno 50 bodova</w:t>
       </w:r>
     </w:p>
     <w:p>
@@ -361,7 +361,7 @@
     </w:p>
     <w:p>
       <w:r>
-        <w:t>U Jamovi-ju proverite vrstu svake varijable i ispravite je gde je pogrešna. Polu dajte nazive nivoa (dečaci, devojčice). Navedite šta ste promenili i zašto.</w:t>
+        <w:t>U Džamoviju proverite vrstu svake varijable i ispravite je gde je pogrešna. Polu dajte nazive nivoa (dečaci, devojčice). Navedite šta ste promenili i zašto.</w:t>
       </w:r>
     </w:p>
     <w:p>
@@ -687,7 +687,7 @@
         <w:pStyle w:val="ListBullet"/>
       </w:pPr>
       <w:r>
-        <w:t>Jamovi fajl (.omv) sa vašom analizom.</w:t>
+        <w:t>Džamovi fajl (.omv) sa vašom analizom.</w:t>
       </w:r>
     </w:p>
     <w:p>

--- a/predmeti/stat-ias/n03/STAT_IAS_N03_Homework_Assignment_SR.docx
+++ b/predmeti/stat-ias/n03/STAT_IAS_N03_Homework_Assignment_SR.docx
@@ -695,6 +695,19 @@
         <w:t>Rok i način predaje: prema uputstvu na stranici predmeta.</w:t>
       </w:r>
     </w:p>
+    <w:p>
+      <w:pPr>
+        <w:spacing w:before="240"/>
+      </w:pPr>
+      <w:r>
+        <w:rPr>
+          <w:i/>
+          <w:color w:val="66707A"/>
+          <w:sz w:val="16"/>
+        </w:rPr>
+        <w:t>Upotreba veštačke inteligencije: autor je vodio izradu ovog materijala od ideje do gotovog sadržaja — osmislio ga je, postavio pravila pisanja i upotrebe jezika i proverio svaki deo. Kao pomoć je korišćen Claude Code (Anthropic), asistent zasnovan na veštačkoj inteligenciji: za pisanje programa kojima su napravljeni slajdovi, slike i dokumenti, za predloge teksta i za jezičku proveru po pravilima autora. Za sadržaj odgovara autor.</w:t>
+      </w:r>
+    </w:p>
     <w:sectPr>
       <w:pgSz w:w="12240" w:h="15840"/>
       <w:pgMar w:top="1020" w:right="1247" w:bottom="1020" w:left="1247" w:header="720" w:footer="720" w:gutter="0"/>

--- a/predmeti/stat-ias/n03/STAT_IAS_N03_Homework_Assignment_SR.docx
+++ b/predmeti/stat-ias/n03/STAT_IAS_N03_Homework_Assignment_SR.docx
@@ -697,6 +697,146 @@
     </w:p>
     <w:p>
       <w:pPr>
+        <w:pStyle w:val="Heading1"/>
+      </w:pPr>
+      <w:r>
+        <w:t>Literatura</w:t>
+      </w:r>
+    </w:p>
+    <w:p>
+      <w:pPr>
+        <w:ind w:left="454" w:hanging="454"/>
+      </w:pPr>
+      <w:r>
+        <w:rPr>
+          <w:i w:val="0"/>
+          <w:sz w:val="20"/>
+        </w:rPr>
+        <w:t xml:space="preserve">Dizdar, D. (2006). </w:t>
+      </w:r>
+      <w:r>
+        <w:rPr>
+          <w:i/>
+          <w:sz w:val="20"/>
+        </w:rPr>
+        <w:t>Kvantitativne metode</w:t>
+      </w:r>
+      <w:r>
+        <w:rPr>
+          <w:i w:val="0"/>
+          <w:sz w:val="20"/>
+        </w:rPr>
+        <w:t>. Kineziološki fakultet Sveučilišta u Zagrebu.</w:t>
+      </w:r>
+    </w:p>
+    <w:p>
+      <w:pPr>
+        <w:ind w:left="454" w:hanging="454"/>
+      </w:pPr>
+      <w:r>
+        <w:rPr>
+          <w:i w:val="0"/>
+          <w:sz w:val="20"/>
+        </w:rPr>
+        <w:t xml:space="preserve">Hyndman, R. J., &amp; Fan, Y. (1996). Sample quantiles in statistical packages. </w:t>
+      </w:r>
+      <w:r>
+        <w:rPr>
+          <w:i/>
+          <w:sz w:val="20"/>
+        </w:rPr>
+        <w:t>The American Statistician</w:t>
+      </w:r>
+      <w:r>
+        <w:rPr>
+          <w:i w:val="0"/>
+          <w:sz w:val="20"/>
+        </w:rPr>
+        <w:t xml:space="preserve">, </w:t>
+      </w:r>
+      <w:r>
+        <w:rPr>
+          <w:i/>
+          <w:sz w:val="20"/>
+        </w:rPr>
+        <w:t>50</w:t>
+      </w:r>
+      <w:r>
+        <w:rPr>
+          <w:i w:val="0"/>
+          <w:sz w:val="20"/>
+        </w:rPr>
+        <w:t>(4), 361–365. https://doi.org/10.1080/00031305.1996.10473566</w:t>
+      </w:r>
+    </w:p>
+    <w:p>
+      <w:pPr>
+        <w:ind w:left="454" w:hanging="454"/>
+      </w:pPr>
+      <w:r>
+        <w:rPr>
+          <w:i w:val="0"/>
+          <w:sz w:val="20"/>
+        </w:rPr>
+        <w:t xml:space="preserve">Mandić, R., Knežević, O. M., Mirkov, D. M., &amp; Jarić, S. (2016). Control strategy of maximum vertical jumps: The preferred countermovement depth may not be fully optimized for jump height. </w:t>
+      </w:r>
+      <w:r>
+        <w:rPr>
+          <w:i/>
+          <w:sz w:val="20"/>
+        </w:rPr>
+        <w:t>Journal of Human Kinetics</w:t>
+      </w:r>
+      <w:r>
+        <w:rPr>
+          <w:i w:val="0"/>
+          <w:sz w:val="20"/>
+        </w:rPr>
+        <w:t xml:space="preserve">, </w:t>
+      </w:r>
+      <w:r>
+        <w:rPr>
+          <w:i/>
+          <w:sz w:val="20"/>
+        </w:rPr>
+        <w:t>52</w:t>
+      </w:r>
+      <w:r>
+        <w:rPr>
+          <w:i w:val="0"/>
+          <w:sz w:val="20"/>
+        </w:rPr>
+        <w:t>, 85–94. https://doi.org/10.1515/hukin-2015-0196</w:t>
+      </w:r>
+    </w:p>
+    <w:p>
+      <w:pPr>
+        <w:ind w:left="454" w:hanging="454"/>
+      </w:pPr>
+      <w:r>
+        <w:rPr>
+          <w:i w:val="0"/>
+          <w:sz w:val="20"/>
+        </w:rPr>
+        <w:t xml:space="preserve">Weir, J. P., &amp; Vincent, W. J. (2021). </w:t>
+      </w:r>
+      <w:r>
+        <w:rPr>
+          <w:i/>
+          <w:sz w:val="20"/>
+        </w:rPr>
+        <w:t>Statistics in kinesiology</w:t>
+      </w:r>
+      <w:r>
+        <w:rPr>
+          <w:i w:val="0"/>
+          <w:sz w:val="20"/>
+        </w:rPr>
+        <w:t xml:space="preserve"> (5th ed.). Human Kinetics.</w:t>
+      </w:r>
+    </w:p>
+    <w:p>
+      <w:pPr>
         <w:spacing w:before="240"/>
       </w:pPr>
       <w:r>
